--- a/src/db/seed-data/docs/module15-prompt-veo3.docx
+++ b/src/db/seed-data/docs/module15-prompt-veo3.docx
@@ -183,7 +183,7 @@
           <w:color w:val="6B7280"/>
           <w:sz w:val="20"/>
         </w:rPr>
-        <w:t xml:space="preserve">Thay các phần [trong ngoặc vuông] bằng thông tin của bạn.</w:t>
+        <w:t xml:space="preserve">Thay các phần [trong ngoặc vuông] bằng thông tin của bạn. Khi dán vào công cụ AI nên dùng bản tiếng Anh (EN); bản dịch tiếng Việt giúp hiểu nội dung.</w:t>
       </w:r>
     </w:p>
     <w:p>
@@ -201,6 +201,19 @@
     </w:p>
     <w:p>
       <w:pPr>
+        <w:spacing w:before="0" w:after="40"/>
+      </w:pPr>
+      <w:r>
+        <w:rPr>
+          <w:b/>
+          <w:color w:val="6B7280"/>
+          <w:sz w:val="18"/>
+        </w:rPr>
+        <w:t xml:space="preserve">EN – Prompt gốc</w:t>
+      </w:r>
+    </w:p>
+    <w:p>
+      <w:pPr>
         <w:spacing w:before="0" w:after="0"/>
         <w:shd w:val="clear" w:color="auto" w:fill="F3F4F6"/>
         <w:ind w:left="200" w:right="200"/>
@@ -281,6 +294,97 @@
           <w:sz w:val="21"/>
         </w:rPr>
         <w:t xml:space="preserve">No subtitles, no text on screen.</w:t>
+      </w:r>
+    </w:p>
+    <w:p>
+      <w:pPr>
+        <w:spacing w:before="120" w:after="40"/>
+      </w:pPr>
+      <w:r>
+        <w:rPr>
+          <w:b/>
+          <w:color w:val="047857"/>
+          <w:sz w:val="18"/>
+        </w:rPr>
+        <w:t xml:space="preserve">VI – Bản dịch tiếng Việt</w:t>
+      </w:r>
+    </w:p>
+    <w:p>
+      <w:pPr>
+        <w:spacing w:before="0" w:after="0"/>
+        <w:shd w:val="clear" w:color="auto" w:fill="ECFDF5"/>
+        <w:ind w:left="200" w:right="200"/>
+      </w:pPr>
+      <w:r>
+        <w:rPr>
+          <w:sz w:val="21"/>
+        </w:rPr>
+        <w:t xml:space="preserve">Trung cảnh, ngang tầm mắt. Một phụ nữ Việt Nam thân thiện gần 30 tuổi, tóc đen dài, mặc áo sơ mi trắng, đứng sau quầy gỗ sạch sẽ trong một cửa hàng hiện đại sáng sủa. Cô giơ [sản phẩm] về phía máy quay và mỉm cười.</w:t>
+      </w:r>
+    </w:p>
+    <w:p>
+      <w:pPr>
+        <w:spacing w:before="0" w:after="0"/>
+        <w:shd w:val="clear" w:color="auto" w:fill="ECFDF5"/>
+        <w:ind w:left="200" w:right="200"/>
+      </w:pPr>
+      <w:r>
+        <w:rPr>
+          <w:sz w:val="21"/>
+        </w:rPr>
+        <w:t xml:space="preserve">Cô nói bằng tiếng Việt với giọng hào hứng, ấm áp: "[câu thoại: Đây là chai serum mình dùng mỗi tối, da mịn hẳn sau hai tuần!]"</w:t>
+      </w:r>
+    </w:p>
+    <w:p>
+      <w:pPr>
+        <w:spacing w:before="0" w:after="0"/>
+        <w:shd w:val="clear" w:color="auto" w:fill="ECFDF5"/>
+        <w:ind w:left="200" w:right="200"/>
+      </w:pPr>
+      <w:r>
+        <w:rPr>
+          <w:sz w:val="21"/>
+        </w:rPr>
+        <w:t xml:space="preserve">Ánh sáng: ánh sáng ban ngày sáng mềm, phong cách quảng cáo sạch sẽ.</w:t>
+      </w:r>
+    </w:p>
+    <w:p>
+      <w:pPr>
+        <w:spacing w:before="0" w:after="0"/>
+        <w:shd w:val="clear" w:color="auto" w:fill="ECFDF5"/>
+        <w:ind w:left="200" w:right="200"/>
+      </w:pPr>
+      <w:r>
+        <w:rPr>
+          <w:sz w:val="21"/>
+        </w:rPr>
+        <w:t xml:space="preserve">Máy quay: đứng yên, xóa phông, lấy nét vào khuôn mặt và sản phẩm.</w:t>
+      </w:r>
+    </w:p>
+    <w:p>
+      <w:pPr>
+        <w:spacing w:before="0" w:after="0"/>
+        <w:shd w:val="clear" w:color="auto" w:fill="ECFDF5"/>
+        <w:ind w:left="200" w:right="200"/>
+      </w:pPr>
+      <w:r>
+        <w:rPr>
+          <w:sz w:val="21"/>
+        </w:rPr>
+        <w:t xml:space="preserve">Âm thanh: giọng nói rõ, tiếng cửa hàng nhẹ, không nhạc nền.</w:t>
+      </w:r>
+    </w:p>
+    <w:p>
+      <w:pPr>
+        <w:spacing w:before="0" w:after="0"/>
+        <w:shd w:val="clear" w:color="auto" w:fill="ECFDF5"/>
+        <w:ind w:left="200" w:right="200"/>
+      </w:pPr>
+      <w:r>
+        <w:rPr>
+          <w:sz w:val="21"/>
+        </w:rPr>
+        <w:t xml:space="preserve">Không phụ đề, không chữ trên màn hình.</w:t>
       </w:r>
     </w:p>
     <w:p>
@@ -298,6 +402,19 @@
     </w:p>
     <w:p>
       <w:pPr>
+        <w:spacing w:before="0" w:after="40"/>
+      </w:pPr>
+      <w:r>
+        <w:rPr>
+          <w:b/>
+          <w:color w:val="6B7280"/>
+          <w:sz w:val="18"/>
+        </w:rPr>
+        <w:t xml:space="preserve">EN – Prompt gốc</w:t>
+      </w:r>
+    </w:p>
+    <w:p>
+      <w:pPr>
         <w:spacing w:before="0" w:after="0"/>
         <w:shd w:val="clear" w:color="auto" w:fill="F3F4F6"/>
         <w:ind w:left="200" w:right="200"/>
@@ -378,6 +495,97 @@
           <w:sz w:val="21"/>
         </w:rPr>
         <w:t xml:space="preserve">No subtitles.</w:t>
+      </w:r>
+    </w:p>
+    <w:p>
+      <w:pPr>
+        <w:spacing w:before="120" w:after="40"/>
+      </w:pPr>
+      <w:r>
+        <w:rPr>
+          <w:b/>
+          <w:color w:val="047857"/>
+          <w:sz w:val="18"/>
+        </w:rPr>
+        <w:t xml:space="preserve">VI – Bản dịch tiếng Việt</w:t>
+      </w:r>
+    </w:p>
+    <w:p>
+      <w:pPr>
+        <w:spacing w:before="0" w:after="0"/>
+        <w:shd w:val="clear" w:color="auto" w:fill="ECFDF5"/>
+        <w:ind w:left="200" w:right="200"/>
+      </w:pPr>
+      <w:r>
+        <w:rPr>
+          <w:sz w:val="21"/>
+        </w:rPr>
+        <w:t xml:space="preserve">Cảnh phỏng vấn đường phố cầm tay trên vỉa hè đông đúc ở [thành phố: Sài Gòn] lúc chiều muộn. Một chàng trai Việt Nam mặc áo thun giản dị đưa micro về phía [người được hỏi: một phụ nữ trung niên vui vẻ đội nón lá].</w:t>
+      </w:r>
+    </w:p>
+    <w:p>
+      <w:pPr>
+        <w:spacing w:before="0" w:after="0"/>
+        <w:shd w:val="clear" w:color="auto" w:fill="ECFDF5"/>
+        <w:ind w:left="200" w:right="200"/>
+      </w:pPr>
+      <w:r>
+        <w:rPr>
+          <w:sz w:val="21"/>
+        </w:rPr>
+        <w:t xml:space="preserve">Người phỏng vấn hỏi bằng tiếng Việt: "[câu hỏi ngắn]"</w:t>
+      </w:r>
+    </w:p>
+    <w:p>
+      <w:pPr>
+        <w:spacing w:before="0" w:after="0"/>
+        <w:shd w:val="clear" w:color="auto" w:fill="ECFDF5"/>
+        <w:ind w:left="200" w:right="200"/>
+      </w:pPr>
+      <w:r>
+        <w:rPr>
+          <w:sz w:val="21"/>
+        </w:rPr>
+        <w:t xml:space="preserve">Cô ấy cười và trả lời bằng tiếng Việt: "[câu trả lời ngắn]"</w:t>
+      </w:r>
+    </w:p>
+    <w:p>
+      <w:pPr>
+        <w:spacing w:before="0" w:after="0"/>
+        <w:shd w:val="clear" w:color="auto" w:fill="ECFDF5"/>
+        <w:ind w:left="200" w:right="200"/>
+      </w:pPr>
+      <w:r>
+        <w:rPr>
+          <w:sz w:val="21"/>
+        </w:rPr>
+        <w:t xml:space="preserve">Máy quay: cầm tay, hơi rung, phong cách vlog, ống 28mm.</w:t>
+      </w:r>
+    </w:p>
+    <w:p>
+      <w:pPr>
+        <w:spacing w:before="0" w:after="0"/>
+        <w:shd w:val="clear" w:color="auto" w:fill="ECFDF5"/>
+        <w:ind w:left="200" w:right="200"/>
+      </w:pPr>
+      <w:r>
+        <w:rPr>
+          <w:sz w:val="21"/>
+        </w:rPr>
+        <w:t xml:space="preserve">Âm thanh: tiếng đường phố tự nhiên, xe máy phía sau, lời thoại rõ.</w:t>
+      </w:r>
+    </w:p>
+    <w:p>
+      <w:pPr>
+        <w:spacing w:before="0" w:after="0"/>
+        <w:shd w:val="clear" w:color="auto" w:fill="ECFDF5"/>
+        <w:ind w:left="200" w:right="200"/>
+      </w:pPr>
+      <w:r>
+        <w:rPr>
+          <w:sz w:val="21"/>
+        </w:rPr>
+        <w:t xml:space="preserve">Không phụ đề.</w:t>
       </w:r>
     </w:p>
     <w:p>
@@ -395,6 +603,19 @@
     </w:p>
     <w:p>
       <w:pPr>
+        <w:spacing w:before="0" w:after="40"/>
+      </w:pPr>
+      <w:r>
+        <w:rPr>
+          <w:b/>
+          <w:color w:val="6B7280"/>
+          <w:sz w:val="18"/>
+        </w:rPr>
+        <w:t xml:space="preserve">EN – Prompt gốc</w:t>
+      </w:r>
+    </w:p>
+    <w:p>
+      <w:pPr>
         <w:spacing w:before="0" w:after="0"/>
         <w:shd w:val="clear" w:color="auto" w:fill="F3F4F6"/>
         <w:ind w:left="200" w:right="200"/>
@@ -461,6 +682,84 @@
           <w:sz w:val="21"/>
         </w:rPr>
         <w:t xml:space="preserve">Audio: gentle water ripples, distant birds, soft ambient wind. No dialogue, no music.</w:t>
+      </w:r>
+    </w:p>
+    <w:p>
+      <w:pPr>
+        <w:spacing w:before="120" w:after="40"/>
+      </w:pPr>
+      <w:r>
+        <w:rPr>
+          <w:b/>
+          <w:color w:val="047857"/>
+          <w:sz w:val="18"/>
+        </w:rPr>
+        <w:t xml:space="preserve">VI – Bản dịch tiếng Việt</w:t>
+      </w:r>
+    </w:p>
+    <w:p>
+      <w:pPr>
+        <w:spacing w:before="0" w:after="0"/>
+        <w:shd w:val="clear" w:color="auto" w:fill="ECFDF5"/>
+        <w:ind w:left="200" w:right="200"/>
+      </w:pPr>
+      <w:r>
+        <w:rPr>
+          <w:sz w:val="21"/>
+        </w:rPr>
+        <w:t xml:space="preserve">Toàn cảnh điện ảnh: [chủ thể: một ngư dân đơn độc] chèo chiếc thuyền gỗ nhỏ qua [bối cảnh: mặt hồ mờ sương bao quanh bởi núi đá vôi ở Ninh Bình] lúc bình minh.</w:t>
+      </w:r>
+    </w:p>
+    <w:p>
+      <w:pPr>
+        <w:spacing w:before="0" w:after="0"/>
+        <w:shd w:val="clear" w:color="auto" w:fill="ECFDF5"/>
+        <w:ind w:left="200" w:right="200"/>
+      </w:pPr>
+      <w:r>
+        <w:rPr>
+          <w:sz w:val="21"/>
+        </w:rPr>
+        <w:t xml:space="preserve">Máy quay lướt chậm về phía trước, sát mặt nước.</w:t>
+      </w:r>
+    </w:p>
+    <w:p>
+      <w:pPr>
+        <w:spacing w:before="0" w:after="0"/>
+        <w:shd w:val="clear" w:color="auto" w:fill="ECFDF5"/>
+        <w:ind w:left="200" w:right="200"/>
+      </w:pPr>
+      <w:r>
+        <w:rPr>
+          <w:sz w:val="21"/>
+        </w:rPr>
+        <w:t xml:space="preserve">Ánh sáng: ánh bình minh xanh dịu chuyển dần sang vàng, sương mỏng trên mặt nước, phản chiếu nhẹ.</w:t>
+      </w:r>
+    </w:p>
+    <w:p>
+      <w:pPr>
+        <w:spacing w:before="0" w:after="0"/>
+        <w:shd w:val="clear" w:color="auto" w:fill="ECFDF5"/>
+        <w:ind w:left="200" w:right="200"/>
+      </w:pPr>
+      <w:r>
+        <w:rPr>
+          <w:sz w:val="21"/>
+        </w:rPr>
+        <w:t xml:space="preserve">Phong cách: điện ảnh, chất phim 35mm, chậm rãi và yên bình.</w:t>
+      </w:r>
+    </w:p>
+    <w:p>
+      <w:pPr>
+        <w:spacing w:before="0" w:after="0"/>
+        <w:shd w:val="clear" w:color="auto" w:fill="ECFDF5"/>
+        <w:ind w:left="200" w:right="200"/>
+      </w:pPr>
+      <w:r>
+        <w:rPr>
+          <w:sz w:val="21"/>
+        </w:rPr>
+        <w:t xml:space="preserve">Âm thanh: tiếng nước gợn nhẹ, chim hót xa xa, gió nhẹ. Không thoại, không nhạc.</w:t>
       </w:r>
     </w:p>
     <w:p>
@@ -478,6 +777,19 @@
     </w:p>
     <w:p>
       <w:pPr>
+        <w:spacing w:before="0" w:after="40"/>
+      </w:pPr>
+      <w:r>
+        <w:rPr>
+          <w:b/>
+          <w:color w:val="6B7280"/>
+          <w:sz w:val="18"/>
+        </w:rPr>
+        <w:t xml:space="preserve">EN – Prompt gốc</w:t>
+      </w:r>
+    </w:p>
+    <w:p>
+      <w:pPr>
         <w:spacing w:before="0" w:after="0"/>
         <w:shd w:val="clear" w:color="auto" w:fill="F3F4F6"/>
         <w:ind w:left="200" w:right="200"/>
@@ -544,6 +856,84 @@
           <w:sz w:val="21"/>
         </w:rPr>
         <w:t xml:space="preserve">Audio: her clear voice, birds and light wind. No background music, no subtitles.</w:t>
+      </w:r>
+    </w:p>
+    <w:p>
+      <w:pPr>
+        <w:spacing w:before="120" w:after="40"/>
+      </w:pPr>
+      <w:r>
+        <w:rPr>
+          <w:b/>
+          <w:color w:val="047857"/>
+          <w:sz w:val="18"/>
+        </w:rPr>
+        <w:t xml:space="preserve">VI – Bản dịch tiếng Việt</w:t>
+      </w:r>
+    </w:p>
+    <w:p>
+      <w:pPr>
+        <w:spacing w:before="0" w:after="0"/>
+        <w:shd w:val="clear" w:color="auto" w:fill="ECFDF5"/>
+        <w:ind w:left="200" w:right="200"/>
+      </w:pPr>
+      <w:r>
+        <w:rPr>
+          <w:sz w:val="21"/>
+        </w:rPr>
+        <w:t xml:space="preserve">Video dọc kiểu selfie: [nhân vật: một cô gái trẻ Việt Nam tóc bob ngắn] cầm điện thoại ngang tầm tay vừa đi vừa quay trong [bối cảnh: một công viên đầy nắng với hàng cây cao].</w:t>
+      </w:r>
+    </w:p>
+    <w:p>
+      <w:pPr>
+        <w:spacing w:before="0" w:after="0"/>
+        <w:shd w:val="clear" w:color="auto" w:fill="ECFDF5"/>
+        <w:ind w:left="200" w:right="200"/>
+      </w:pPr>
+      <w:r>
+        <w:rPr>
+          <w:sz w:val="21"/>
+        </w:rPr>
+        <w:t xml:space="preserve">Cô hào hứng nói với máy quay bằng tiếng Việt: "[câu thoại: Hôm nay mình sẽ chỉ các bạn 3 mẹo làm video AI siêu nhanh!]"</w:t>
+      </w:r>
+    </w:p>
+    <w:p>
+      <w:pPr>
+        <w:spacing w:before="0" w:after="0"/>
+        <w:shd w:val="clear" w:color="auto" w:fill="ECFDF5"/>
+        <w:ind w:left="200" w:right="200"/>
+      </w:pPr>
+      <w:r>
+        <w:rPr>
+          <w:sz w:val="21"/>
+        </w:rPr>
+        <w:t xml:space="preserve">Máy quay: camera trước của điện thoại, tay rung nhẹ tự nhiên, khung 9:16.</w:t>
+      </w:r>
+    </w:p>
+    <w:p>
+      <w:pPr>
+        <w:spacing w:before="0" w:after="0"/>
+        <w:shd w:val="clear" w:color="auto" w:fill="ECFDF5"/>
+        <w:ind w:left="200" w:right="200"/>
+      </w:pPr>
+      <w:r>
+        <w:rPr>
+          <w:sz w:val="21"/>
+        </w:rPr>
+        <w:t xml:space="preserve">Ánh sáng: ánh sáng ban ngày tự nhiên, nắng lóe qua tán lá.</w:t>
+      </w:r>
+    </w:p>
+    <w:p>
+      <w:pPr>
+        <w:spacing w:before="0" w:after="0"/>
+        <w:shd w:val="clear" w:color="auto" w:fill="ECFDF5"/>
+        <w:ind w:left="200" w:right="200"/>
+      </w:pPr>
+      <w:r>
+        <w:rPr>
+          <w:sz w:val="21"/>
+        </w:rPr>
+        <w:t xml:space="preserve">Âm thanh: giọng cô rõ ràng, tiếng chim và gió nhẹ. Không nhạc nền, không phụ đề.</w:t>
       </w:r>
     </w:p>
     <w:p>
@@ -561,6 +951,19 @@
     </w:p>
     <w:p>
       <w:pPr>
+        <w:spacing w:before="0" w:after="40"/>
+      </w:pPr>
+      <w:r>
+        <w:rPr>
+          <w:b/>
+          <w:color w:val="6B7280"/>
+          <w:sz w:val="18"/>
+        </w:rPr>
+        <w:t xml:space="preserve">EN – Prompt gốc</w:t>
+      </w:r>
+    </w:p>
+    <w:p>
+      <w:pPr>
         <w:spacing w:before="0" w:after="0"/>
         <w:shd w:val="clear" w:color="auto" w:fill="F3F4F6"/>
         <w:ind w:left="200" w:right="200"/>
@@ -627,6 +1030,84 @@
           <w:sz w:val="21"/>
         </w:rPr>
         <w:t xml:space="preserve">Audio: clear dialogue, soft café ambience, quiet cups clinking. No music, no subtitles.</w:t>
+      </w:r>
+    </w:p>
+    <w:p>
+      <w:pPr>
+        <w:spacing w:before="120" w:after="40"/>
+      </w:pPr>
+      <w:r>
+        <w:rPr>
+          <w:b/>
+          <w:color w:val="047857"/>
+          <w:sz w:val="18"/>
+        </w:rPr>
+        <w:t xml:space="preserve">VI – Bản dịch tiếng Việt</w:t>
+      </w:r>
+    </w:p>
+    <w:p>
+      <w:pPr>
+        <w:spacing w:before="0" w:after="0"/>
+        <w:shd w:val="clear" w:color="auto" w:fill="ECFDF5"/>
+        <w:ind w:left="200" w:right="200"/>
+      </w:pPr>
+      <w:r>
+        <w:rPr>
+          <w:sz w:val="21"/>
+        </w:rPr>
+        <w:t xml:space="preserve">Trung cảnh hai người bên trong [bối cảnh: một quán cà phê nhỏ ấm cúng ánh đèn vàng]. Bên trái là [nhân vật A: một chàng trai mặc áo hoodie xám]; bên phải là [nhân vật B: một cô gái mặc áo cardigan đỏ]. Họ ngồi đối diện nhau qua chiếc bàn nhỏ có hai tách cà phê.</w:t>
+      </w:r>
+    </w:p>
+    <w:p>
+      <w:pPr>
+        <w:spacing w:before="0" w:after="0"/>
+        <w:shd w:val="clear" w:color="auto" w:fill="ECFDF5"/>
+        <w:ind w:left="200" w:right="200"/>
+      </w:pPr>
+      <w:r>
+        <w:rPr>
+          <w:sz w:val="21"/>
+        </w:rPr>
+        <w:t xml:space="preserve">Chàng trai nói bằng tiếng Việt: "[câu thoại A]"</w:t>
+      </w:r>
+    </w:p>
+    <w:p>
+      <w:pPr>
+        <w:spacing w:before="0" w:after="0"/>
+        <w:shd w:val="clear" w:color="auto" w:fill="ECFDF5"/>
+        <w:ind w:left="200" w:right="200"/>
+      </w:pPr>
+      <w:r>
+        <w:rPr>
+          <w:sz w:val="21"/>
+        </w:rPr>
+        <w:t xml:space="preserve">Cô gái mỉm cười đáp bằng tiếng Việt: "[câu thoại B]"</w:t>
+      </w:r>
+    </w:p>
+    <w:p>
+      <w:pPr>
+        <w:spacing w:before="0" w:after="0"/>
+        <w:shd w:val="clear" w:color="auto" w:fill="ECFDF5"/>
+        <w:ind w:left="200" w:right="200"/>
+      </w:pPr>
+      <w:r>
+        <w:rPr>
+          <w:sz w:val="21"/>
+        </w:rPr>
+        <w:t xml:space="preserve">Máy quay: đứng yên, ngang tầm mắt, xóa phông nhẹ.</w:t>
+      </w:r>
+    </w:p>
+    <w:p>
+      <w:pPr>
+        <w:spacing w:before="0" w:after="0"/>
+        <w:shd w:val="clear" w:color="auto" w:fill="ECFDF5"/>
+        <w:ind w:left="200" w:right="200"/>
+      </w:pPr>
+      <w:r>
+        <w:rPr>
+          <w:sz w:val="21"/>
+        </w:rPr>
+        <w:t xml:space="preserve">Âm thanh: lời thoại rõ, tiếng quán cà phê nhẹ nhàng, tiếng tách chạm khẽ. Không nhạc, không phụ đề.</w:t>
       </w:r>
     </w:p>
     <w:p>
@@ -644,6 +1125,19 @@
     </w:p>
     <w:p>
       <w:pPr>
+        <w:spacing w:before="0" w:after="40"/>
+      </w:pPr>
+      <w:r>
+        <w:rPr>
+          <w:b/>
+          <w:color w:val="6B7280"/>
+          <w:sz w:val="18"/>
+        </w:rPr>
+        <w:t xml:space="preserve">EN – Prompt gốc</w:t>
+      </w:r>
+    </w:p>
+    <w:p>
+      <w:pPr>
         <w:spacing w:before="0" w:after="0"/>
         <w:shd w:val="clear" w:color="auto" w:fill="F3F4F6"/>
         <w:ind w:left="200" w:right="200"/>
@@ -724,6 +1218,97 @@
           <w:sz w:val="21"/>
         </w:rPr>
         <w:t xml:space="preserve">No text on screen.</w:t>
+      </w:r>
+    </w:p>
+    <w:p>
+      <w:pPr>
+        <w:spacing w:before="120" w:after="40"/>
+      </w:pPr>
+      <w:r>
+        <w:rPr>
+          <w:b/>
+          <w:color w:val="047857"/>
+          <w:sz w:val="18"/>
+        </w:rPr>
+        <w:t xml:space="preserve">VI – Bản dịch tiếng Việt</w:t>
+      </w:r>
+    </w:p>
+    <w:p>
+      <w:pPr>
+        <w:spacing w:before="0" w:after="0"/>
+        <w:shd w:val="clear" w:color="auto" w:fill="ECFDF5"/>
+        <w:ind w:left="200" w:right="200"/>
+      </w:pPr>
+      <w:r>
+        <w:rPr>
+          <w:sz w:val="21"/>
+        </w:rPr>
+        <w:t xml:space="preserve">Đặc tả, quay chậm: [món ăn: một miếng gà rán vàng giòn] được nhấc lên khỏi rổ, nước sốt nhỏ giọt, hơi nóng bốc lên.</w:t>
+      </w:r>
+    </w:p>
+    <w:p>
+      <w:pPr>
+        <w:spacing w:before="0" w:after="0"/>
+        <w:shd w:val="clear" w:color="auto" w:fill="ECFDF5"/>
+        <w:ind w:left="200" w:right="200"/>
+      </w:pPr>
+      <w:r>
+        <w:rPr>
+          <w:sz w:val="21"/>
+        </w:rPr>
+        <w:t xml:space="preserve">Sau đó một người cắn một miếng thật to giòn rụm.</w:t>
+      </w:r>
+    </w:p>
+    <w:p>
+      <w:pPr>
+        <w:spacing w:before="0" w:after="0"/>
+        <w:shd w:val="clear" w:color="auto" w:fill="ECFDF5"/>
+        <w:ind w:left="200" w:right="200"/>
+      </w:pPr>
+      <w:r>
+        <w:rPr>
+          <w:sz w:val="21"/>
+        </w:rPr>
+        <w:t xml:space="preserve">Ánh sáng: ấm áp, ngon mắt, điểm sáng bóng bẩy.</w:t>
+      </w:r>
+    </w:p>
+    <w:p>
+      <w:pPr>
+        <w:spacing w:before="0" w:after="0"/>
+        <w:shd w:val="clear" w:color="auto" w:fill="ECFDF5"/>
+        <w:ind w:left="200" w:right="200"/>
+      </w:pPr>
+      <w:r>
+        <w:rPr>
+          <w:sz w:val="21"/>
+        </w:rPr>
+        <w:t xml:space="preserve">Máy quay: ống macro, dolly in chậm.</w:t>
+      </w:r>
+    </w:p>
+    <w:p>
+      <w:pPr>
+        <w:spacing w:before="0" w:after="0"/>
+        <w:shd w:val="clear" w:color="auto" w:fill="ECFDF5"/>
+        <w:ind w:left="200" w:right="200"/>
+      </w:pPr>
+      <w:r>
+        <w:rPr>
+          <w:sz w:val="21"/>
+        </w:rPr>
+        <w:t xml:space="preserve">Âm thanh: tiếng giòn rụm ASMR thật lớn đã tai, tiếng xèo xèo, không giọng nói, không nhạc.</w:t>
+      </w:r>
+    </w:p>
+    <w:p>
+      <w:pPr>
+        <w:spacing w:before="0" w:after="0"/>
+        <w:shd w:val="clear" w:color="auto" w:fill="ECFDF5"/>
+        <w:ind w:left="200" w:right="200"/>
+      </w:pPr>
+      <w:r>
+        <w:rPr>
+          <w:sz w:val="21"/>
+        </w:rPr>
+        <w:t xml:space="preserve">Không chữ trên màn hình.</w:t>
       </w:r>
     </w:p>
     <w:p>
@@ -741,6 +1326,19 @@
     </w:p>
     <w:p>
       <w:pPr>
+        <w:spacing w:before="0" w:after="40"/>
+      </w:pPr>
+      <w:r>
+        <w:rPr>
+          <w:b/>
+          <w:color w:val="6B7280"/>
+          <w:sz w:val="18"/>
+        </w:rPr>
+        <w:t xml:space="preserve">EN – Prompt gốc</w:t>
+      </w:r>
+    </w:p>
+    <w:p>
+      <w:pPr>
         <w:spacing w:before="0" w:after="0"/>
         <w:shd w:val="clear" w:color="auto" w:fill="F3F4F6"/>
         <w:ind w:left="200" w:right="200"/>
@@ -849,6 +1447,123 @@
           <w:sz w:val="21"/>
         </w:rPr>
         <w:t xml:space="preserve">No subtitles, no text on screen.</w:t>
+      </w:r>
+    </w:p>
+    <w:p>
+      <w:pPr>
+        <w:spacing w:before="120" w:after="40"/>
+      </w:pPr>
+      <w:r>
+        <w:rPr>
+          <w:b/>
+          <w:color w:val="047857"/>
+          <w:sz w:val="18"/>
+        </w:rPr>
+        <w:t xml:space="preserve">VI – Bản dịch tiếng Việt</w:t>
+      </w:r>
+    </w:p>
+    <w:p>
+      <w:pPr>
+        <w:spacing w:before="0" w:after="0"/>
+        <w:shd w:val="clear" w:color="auto" w:fill="ECFDF5"/>
+        <w:ind w:left="200" w:right="200"/>
+      </w:pPr>
+      <w:r>
+        <w:rPr>
+          <w:sz w:val="21"/>
+        </w:rPr>
+        <w:t xml:space="preserve">[Loại cảnh quay: trung cảnh / cận cảnh / toàn cảnh], [góc máy: ngang tầm mắt / góc thấp / từ trên xuống].</w:t>
+      </w:r>
+    </w:p>
+    <w:p>
+      <w:pPr>
+        <w:spacing w:before="0" w:after="0"/>
+        <w:shd w:val="clear" w:color="auto" w:fill="ECFDF5"/>
+        <w:ind w:left="200" w:right="200"/>
+      </w:pPr>
+      <w:r>
+        <w:rPr>
+          <w:sz w:val="21"/>
+        </w:rPr>
+        <w:t xml:space="preserve">[Mô tả nhân vật: tuổi, giới tính, ngoại hình, trang phục] [hành động cụ thể] trong [bối cảnh chi tiết].</w:t>
+      </w:r>
+    </w:p>
+    <w:p>
+      <w:pPr>
+        <w:spacing w:before="0" w:after="0"/>
+        <w:shd w:val="clear" w:color="auto" w:fill="ECFDF5"/>
+        <w:ind w:left="200" w:right="200"/>
+      </w:pPr>
+      <w:r>
+        <w:rPr>
+          <w:sz w:val="21"/>
+        </w:rPr>
+        <w:t xml:space="preserve">[Nhân vật] nói bằng tiếng Việt với giọng [giọng điệu: ấm áp / hào hứng / nghiêm túc]: "[câu thoại 15–20 từ]"</w:t>
+      </w:r>
+    </w:p>
+    <w:p>
+      <w:pPr>
+        <w:spacing w:before="0" w:after="0"/>
+        <w:shd w:val="clear" w:color="auto" w:fill="ECFDF5"/>
+        <w:ind w:left="200" w:right="200"/>
+      </w:pPr>
+      <w:r>
+        <w:rPr>
+          <w:sz w:val="21"/>
+        </w:rPr>
+        <w:t xml:space="preserve">Ánh sáng: [ánh sáng].</w:t>
+      </w:r>
+    </w:p>
+    <w:p>
+      <w:pPr>
+        <w:spacing w:before="0" w:after="0"/>
+        <w:shd w:val="clear" w:color="auto" w:fill="ECFDF5"/>
+        <w:ind w:left="200" w:right="200"/>
+      </w:pPr>
+      <w:r>
+        <w:rPr>
+          <w:sz w:val="21"/>
+        </w:rPr>
+        <w:t xml:space="preserve">Chuyển động máy quay: [đứng yên / dolly in chậm / cầm tay / xoay quanh].</w:t>
+      </w:r>
+    </w:p>
+    <w:p>
+      <w:pPr>
+        <w:spacing w:before="0" w:after="0"/>
+        <w:shd w:val="clear" w:color="auto" w:fill="ECFDF5"/>
+        <w:ind w:left="200" w:right="200"/>
+      </w:pPr>
+      <w:r>
+        <w:rPr>
+          <w:sz w:val="21"/>
+        </w:rPr>
+        <w:t xml:space="preserve">Phong cách: [phong cách: quảng cáo chân thực / điện ảnh / vlog].</w:t>
+      </w:r>
+    </w:p>
+    <w:p>
+      <w:pPr>
+        <w:spacing w:before="0" w:after="0"/>
+        <w:shd w:val="clear" w:color="auto" w:fill="ECFDF5"/>
+        <w:ind w:left="200" w:right="200"/>
+      </w:pPr>
+      <w:r>
+        <w:rPr>
+          <w:sz w:val="21"/>
+        </w:rPr>
+        <w:t xml:space="preserve">Âm thanh: [âm thanh nền + hiệu ứng], [không nhạc nền].</w:t>
+      </w:r>
+    </w:p>
+    <w:p>
+      <w:pPr>
+        <w:spacing w:before="0" w:after="0"/>
+        <w:shd w:val="clear" w:color="auto" w:fill="ECFDF5"/>
+        <w:ind w:left="200" w:right="200"/>
+      </w:pPr>
+      <w:r>
+        <w:rPr>
+          <w:sz w:val="21"/>
+        </w:rPr>
+        <w:t xml:space="preserve">Không phụ đề, không chữ trên màn hình.</w:t>
       </w:r>
     </w:p>
     <w:sectPr>
